--- a/Revan S1/Revan S1E10 - Betrayed.docx
+++ b/Revan S1/Revan S1E10 - Betrayed.docx
@@ -40,7 +40,7 @@
                     </pic:cNvPicPr>
                   </pic:nvPicPr>
                   <pic:blipFill>
-                    <a:blip r:embed="rId6" cstate="print">
+                    <a:blip r:embed="rId7" cstate="print">
                       <a:extLst>
                         <a:ext uri="{28A0092B-C50C-407E-A947-70E740481C1C}">
                           <a14:useLocalDpi xmlns:a14="http://schemas.microsoft.com/office/drawing/2010/main" val="0"/>
@@ -366,7 +366,7 @@
         <w:t xml:space="preserve">“It’s a </w:t>
       </w:r>
       <w:r>
-        <w:t>cup</w:t>
+        <w:t>sword</w:t>
       </w:r>
       <w:r>
         <w:t>, used by an ancient Sith lord, apparently.”</w:t>
@@ -643,7 +643,13 @@
         <w:jc w:val="center"/>
       </w:pPr>
       <w:r>
-        <w:t>“We’ll have to shut down the ship completely, there are some old Jedi ships still intact abandoned in orbit so we just blend in.”</w:t>
+        <w:t xml:space="preserve">“We’ll have to shut down the ship completely, there are some old Jedi ships still intact abandoned in </w:t>
+      </w:r>
+      <w:r>
+        <w:t>orbit,</w:t>
+      </w:r>
+      <w:r>
+        <w:t xml:space="preserve"> so we just blend in.”</w:t>
       </w:r>
     </w:p>
     <w:p/>
@@ -716,7 +722,13 @@
         <w:jc w:val="center"/>
       </w:pPr>
       <w:r>
-        <w:t>“No I haven’t been able to relax ever since we’ve arrived.”</w:t>
+        <w:t>“</w:t>
+      </w:r>
+      <w:r>
+        <w:t>No,</w:t>
+      </w:r>
+      <w:r>
+        <w:t xml:space="preserve"> I haven’t been able to relax ever since we’ve arrived.”</w:t>
       </w:r>
     </w:p>
     <w:p/>
@@ -1759,7 +1771,13 @@
         <w:jc w:val="center"/>
       </w:pPr>
       <w:r>
-        <w:t xml:space="preserve">“We had to see it once, we </w:t>
+        <w:t xml:space="preserve">“We had to see it </w:t>
+      </w:r>
+      <w:r>
+        <w:t>once;</w:t>
+      </w:r>
+      <w:r>
+        <w:t xml:space="preserve"> we </w:t>
       </w:r>
       <w:r>
         <w:t>were supposed</w:t>
@@ -1910,6 +1928,9 @@
         <w:t>“It predates even early Jedi, this was built by a Korriban</w:t>
       </w:r>
       <w:r>
+        <w:t>i</w:t>
+      </w:r>
+      <w:r>
         <w:t>… *he pauses*</w:t>
       </w:r>
       <w:r>
@@ -2192,7 +2213,13 @@
         <w:jc w:val="center"/>
       </w:pPr>
       <w:r>
-        <w:t>“I could take them.”</w:t>
+        <w:t>“I</w:t>
+      </w:r>
+      <w:r>
+        <w:t xml:space="preserve"> doubt that but even so</w:t>
+      </w:r>
+      <w:r>
+        <w:t xml:space="preserve"> could take them.”</w:t>
       </w:r>
     </w:p>
     <w:p/>
@@ -2217,7 +2244,13 @@
     <w:p/>
     <w:p>
       <w:r>
-        <w:t>Revan laughs and says</w:t>
+        <w:t>Revan laughs</w:t>
+      </w:r>
+      <w:r>
+        <w:t xml:space="preserve"> nervously</w:t>
+      </w:r>
+      <w:r>
+        <w:t xml:space="preserve"> and says</w:t>
       </w:r>
       <w:r>
         <w:t>:</w:t>
@@ -2337,7 +2370,13 @@
         <w:jc w:val="center"/>
       </w:pPr>
       <w:r>
-        <w:t>“Oh so you showed mercy to all those padawan you killed?!”</w:t>
+        <w:t>“</w:t>
+      </w:r>
+      <w:r>
+        <w:t>Oh,</w:t>
+      </w:r>
+      <w:r>
+        <w:t xml:space="preserve"> so you showed mercy to all those padawan you killed?!”</w:t>
       </w:r>
     </w:p>
     <w:p/>
@@ -2608,7 +2647,13 @@
         <w:t>a mashup of scenes</w:t>
       </w:r>
       <w:r>
-        <w:t xml:space="preserve"> as Bleach by Zillakami plays</w:t>
+        <w:t xml:space="preserve"> as </w:t>
+      </w:r>
+      <w:r>
+        <w:t>FROSTY</w:t>
+      </w:r>
+      <w:r>
+        <w:t xml:space="preserve"> by Zillakami plays</w:t>
       </w:r>
       <w:r>
         <w:t>, the king sitting in his colloseum seat laughing and eating as his wife sits silently as they watch the games. Nihilus walking through the ghosts of Malachor V, force draining them, making them dissapear as an Aang tii monk watches on from a distance, Meetra on a ship drinking tea looking at old images of her with Reven when they were younger knights, Kreia spinning 3 purple lightsabers around her dressed in black, a tombstone on tatooine dedicated to the boy who lost the race, his mother standing in front of it in all black, alone. Finally, back to Revan’s face, eyes closed, slowly zooming in, and right as the the next part of the song is about to start is eyes open and we smash cut to credits.</w:t>
@@ -2641,8 +2686,240 @@
         <w:t>Smash cut to black.</w:t>
       </w:r>
     </w:p>
+    <w:p/>
+    <w:p>
+      <w:pPr>
+        <w:jc w:val="center"/>
+      </w:pPr>
+      <w:r>
+        <w:t>END OF EPISODE</w:t>
+      </w:r>
+    </w:p>
+    <w:p>
+      <w:pPr>
+        <w:jc w:val="center"/>
+        <w:rPr>
+          <w:sz w:val="18"/>
+          <w:szCs w:val="18"/>
+          <w:lang w:val="en-US"/>
+        </w:rPr>
+      </w:pPr>
+      <w:r>
+        <w:rPr>
+          <w:sz w:val="18"/>
+          <w:szCs w:val="18"/>
+          <w:lang w:val="en-US"/>
+        </w:rPr>
+        <w:lastRenderedPageBreak/>
+        <w:t>Copyright Notice: The original depictions and concepts within this script are protected under copyright and IP law, however it must be said that the basis of the show, and core characters, their likeness etc. is not the copyright or IP of the creator of these scripts.</w:t>
+      </w:r>
+    </w:p>
+    <w:p>
+      <w:pPr>
+        <w:jc w:val="center"/>
+        <w:rPr>
+          <w:sz w:val="18"/>
+          <w:szCs w:val="18"/>
+          <w:lang w:val="en-US"/>
+        </w:rPr>
+      </w:pPr>
+    </w:p>
+    <w:p>
+      <w:pPr>
+        <w:jc w:val="center"/>
+        <w:rPr>
+          <w:sz w:val="18"/>
+          <w:szCs w:val="18"/>
+          <w:lang w:val="en-US"/>
+        </w:rPr>
+      </w:pPr>
+      <w:r>
+        <w:rPr>
+          <w:sz w:val="18"/>
+          <w:szCs w:val="18"/>
+          <w:lang w:val="en-US"/>
+        </w:rPr>
+        <w:t>As to allowing use of materials, I don’t mind people creating art works around the show I want it to be a community effort, a “what if the community built a Reven show.” This also has a caveat; I cannot predict what the original copyright owners of these materials will do with such materials.</w:t>
+      </w:r>
+    </w:p>
+    <w:p>
+      <w:pPr>
+        <w:jc w:val="center"/>
+        <w:rPr>
+          <w:sz w:val="18"/>
+          <w:szCs w:val="18"/>
+          <w:lang w:val="en-US"/>
+        </w:rPr>
+      </w:pPr>
+    </w:p>
+    <w:p>
+      <w:pPr>
+        <w:jc w:val="center"/>
+        <w:rPr>
+          <w:sz w:val="18"/>
+          <w:szCs w:val="18"/>
+          <w:lang w:val="en-US"/>
+        </w:rPr>
+      </w:pPr>
+      <w:r>
+        <w:rPr>
+          <w:sz w:val="18"/>
+          <w:szCs w:val="18"/>
+          <w:lang w:val="en-US"/>
+        </w:rPr>
+        <w:t>Thank you for enjoying and reading and let me know if you want more or have any questions:</w:t>
+      </w:r>
+    </w:p>
+    <w:p>
+      <w:pPr>
+        <w:jc w:val="center"/>
+        <w:rPr>
+          <w:sz w:val="18"/>
+          <w:szCs w:val="18"/>
+          <w:lang w:val="en-US"/>
+        </w:rPr>
+      </w:pPr>
+      <w:r>
+        <w:rPr>
+          <w:sz w:val="18"/>
+          <w:szCs w:val="18"/>
+          <w:lang w:val="en-US"/>
+        </w:rPr>
+        <w:t>Contact:</w:t>
+      </w:r>
+    </w:p>
+    <w:p>
+      <w:pPr>
+        <w:jc w:val="center"/>
+        <w:rPr>
+          <w:sz w:val="18"/>
+          <w:szCs w:val="18"/>
+          <w:lang w:val="en-US"/>
+        </w:rPr>
+      </w:pPr>
+    </w:p>
+    <w:p>
+      <w:pPr>
+        <w:jc w:val="center"/>
+        <w:rPr>
+          <w:i/>
+          <w:iCs/>
+          <w:sz w:val="18"/>
+          <w:szCs w:val="18"/>
+          <w:lang w:val="en-US"/>
+        </w:rPr>
+      </w:pPr>
+      <w:r>
+        <w:rPr>
+          <w:i/>
+          <w:iCs/>
+          <w:sz w:val="18"/>
+          <w:szCs w:val="18"/>
+          <w:lang w:val="en-US"/>
+        </w:rPr>
+        <w:t xml:space="preserve">I am in no way affiliated with writingBRB, the </w:t>
+      </w:r>
+      <w:r>
+        <w:rPr>
+          <w:b/>
+          <w:bCs/>
+          <w:i/>
+          <w:iCs/>
+          <w:sz w:val="18"/>
+          <w:szCs w:val="18"/>
+          <w:lang w:val="en-US"/>
+        </w:rPr>
+        <w:t>fanfiction</w:t>
+      </w:r>
+      <w:r>
+        <w:rPr>
+          <w:i/>
+          <w:iCs/>
+          <w:sz w:val="18"/>
+          <w:szCs w:val="18"/>
+          <w:lang w:val="en-US"/>
+        </w:rPr>
+        <w:t xml:space="preserve"> writer. Ok? That’s not me.</w:t>
+      </w:r>
+    </w:p>
+    <w:p>
+      <w:pPr>
+        <w:jc w:val="center"/>
+        <w:rPr>
+          <w:sz w:val="18"/>
+          <w:szCs w:val="18"/>
+          <w:lang w:val="en-US"/>
+        </w:rPr>
+      </w:pPr>
+    </w:p>
+    <w:p>
+      <w:pPr>
+        <w:jc w:val="center"/>
+        <w:rPr>
+          <w:sz w:val="18"/>
+          <w:szCs w:val="18"/>
+          <w:lang w:val="en-US"/>
+        </w:rPr>
+      </w:pPr>
+      <w:r>
+        <w:rPr>
+          <w:sz w:val="18"/>
+          <w:szCs w:val="18"/>
+          <w:lang w:val="en-US"/>
+        </w:rPr>
+        <w:t>Here’s my Tumblr page:</w:t>
+      </w:r>
+    </w:p>
+    <w:p>
+      <w:pPr>
+        <w:jc w:val="center"/>
+        <w:rPr>
+          <w:sz w:val="18"/>
+          <w:szCs w:val="18"/>
+          <w:lang w:val="en-US"/>
+        </w:rPr>
+      </w:pPr>
+      <w:hyperlink r:id="rId8" w:history="1">
+        <w:r>
+          <w:rPr>
+            <w:rStyle w:val="Hyperlink"/>
+            <w:sz w:val="18"/>
+            <w:szCs w:val="18"/>
+            <w:lang w:val="en-US"/>
+          </w:rPr>
+          <w:t>https://www.tumblr.com/blog/writingrnbrb</w:t>
+        </w:r>
+      </w:hyperlink>
+    </w:p>
+    <w:p>
+      <w:pPr>
+        <w:jc w:val="center"/>
+        <w:rPr>
+          <w:sz w:val="18"/>
+          <w:szCs w:val="18"/>
+          <w:lang w:val="en-US"/>
+        </w:rPr>
+      </w:pPr>
+    </w:p>
+    <w:p>
+      <w:pPr>
+        <w:jc w:val="center"/>
+        <w:rPr>
+          <w:sz w:val="18"/>
+          <w:szCs w:val="18"/>
+        </w:rPr>
+      </w:pPr>
+      <w:r>
+        <w:rPr>
+          <w:sz w:val="18"/>
+          <w:szCs w:val="18"/>
+          <w:lang w:val="en-US"/>
+        </w:rPr>
+        <w:t>I’ve written a Witcher 3 script, and a Jar Jar Binks script which I will not release for the time being until it’s ready.</w:t>
+      </w:r>
+    </w:p>
     <w:sectPr>
-      <w:footerReference w:type="default" r:id="rId7"/>
+      <w:footerReference w:type="default" r:id="rId9"/>
       <w:pgSz w:w="11906" w:h="16838"/>
       <w:pgMar w:top="1440" w:right="1440" w:bottom="1440" w:left="1440" w:header="708" w:footer="708" w:gutter="0"/>
       <w:cols w:space="708"/>
@@ -3647,7 +3924,6 @@
   <w:style w:type="character" w:default="1" w:styleId="DefaultParagraphFont">
     <w:name w:val="Default Paragraph Font"/>
     <w:uiPriority w:val="1"/>
-    <w:semiHidden/>
     <w:unhideWhenUsed/>
   </w:style>
   <w:style w:type="table" w:default="1" w:styleId="TableNormal">
@@ -4005,6 +4281,29 @@
     <w:uiPriority w:val="99"/>
     <w:rsid w:val="0068429F"/>
   </w:style>
+  <w:style w:type="character" w:styleId="Hyperlink">
+    <w:name w:val="Hyperlink"/>
+    <w:basedOn w:val="DefaultParagraphFont"/>
+    <w:uiPriority w:val="99"/>
+    <w:unhideWhenUsed/>
+    <w:rsid w:val="00B6556C"/>
+    <w:rPr>
+      <w:color w:val="467886" w:themeColor="hyperlink"/>
+      <w:u w:val="single"/>
+    </w:rPr>
+  </w:style>
+  <w:style w:type="character" w:styleId="UnresolvedMention">
+    <w:name w:val="Unresolved Mention"/>
+    <w:basedOn w:val="DefaultParagraphFont"/>
+    <w:uiPriority w:val="99"/>
+    <w:semiHidden/>
+    <w:unhideWhenUsed/>
+    <w:rsid w:val="00B6556C"/>
+    <w:rPr>
+      <w:color w:val="605E5C"/>
+      <w:shd w:val="clear" w:color="auto" w:fill="E1DFDD"/>
+    </w:rPr>
+  </w:style>
 </w:styles>
 </file>
 
@@ -4321,4 +4620,16 @@
     </a:ext>
   </a:extLst>
 </a:theme>
+</file>
+
+<file path=customXml/item1.xml><?xml version="1.0" encoding="utf-8"?>
+<b:Sources xmlns:b="http://schemas.openxmlformats.org/officeDocument/2006/bibliography" xmlns="http://schemas.openxmlformats.org/officeDocument/2006/bibliography" SelectedStyle="\APASixthEditionOfficeOnline.xsl" StyleName="APA" Version="6"/>
+</file>
+
+<file path=customXml/itemProps1.xml><?xml version="1.0" encoding="utf-8"?>
+<ds:datastoreItem xmlns:ds="http://schemas.openxmlformats.org/officeDocument/2006/customXml" ds:itemID="{9E0EBA79-5DE7-4D90-81A7-0F2FE74E819E}">
+  <ds:schemaRefs>
+    <ds:schemaRef ds:uri="http://schemas.openxmlformats.org/officeDocument/2006/bibliography"/>
+  </ds:schemaRefs>
+</ds:datastoreItem>
 </file>